--- a/01 CORE BOOKS/Sources/C — Unified Mechanics, The Formal Register.docx
+++ b/01 CORE BOOKS/Sources/C — Unified Mechanics, The Formal Register.docx
@@ -130,7 +130,7 @@
           <w:sz w:val="21"/>
           <w:szCs w:val="21"/>
         </w:rPr>
-        <w:t xml:space="preserve">What changed in this printing. The dependency graph is now shipped as source and certified by a script rather than asserted, and its stated counts are corrected: the Fourth Printing reported thirty-one nodes and thirty-three edges, which were not reproducible because the generating source was never included. Four results are added, numbered T29 to T32, carrying Paper 21. Five of the seven proof obligations are regraded on the strength of them. The notation promise is bounded to what it actually delivers. Axiom six is reclassified as the commitment it is.</w:t>
+        <w:t xml:space="preserve">What changed in this printing. The dependency graph is now shipped as source and certified by a script rather than asserted, and its stated counts are corrected: the Fourth Printing reported thirty-one nodes and thirty-three edges, which were not reproducible because the generating source was never included. Eleven results are added, numbered T29 to T39, carrying Papers 21 through 26. Four of the seven proof obligations are discharged outright and the remaining three are regraded. The notation promise is bounded to what it actually delivers. Axiom six is reclassified as the commitment it is.</w:t>
       </w:r>
     </w:p>
     <w:p>
@@ -514,7 +514,7 @@
           <w:sz w:val="21"/>
           <w:szCs w:val="21"/>
         </w:rPr>
-        <w:t xml:space="preserve">On identifiers. Claims are numbered A1 to A6, D1 to D18, T1 to T32 and O1 to O7, and those numbers are the corpus-wide identifiers used by every paper. They are not re-lettered in this printing. A longer prefixed form was considered and rejected: renaming would break the cross-references in nine issued papers to solve an ambiguity that does not exist, since no other numbering in the corpus uses these forms.</w:t>
+        <w:t xml:space="preserve">On identifiers. Claims are numbered A1 to A6, D1 to D18, T1 to T39 and O1 to O7, and those numbers are the corpus-wide identifiers used by every paper. They are not re-lettered in this printing. A longer prefixed form was considered and rejected: renaming would break the cross-references in nine issued papers to solve an ambiguity that does not exist, since no other numbering in the corpus uses these forms.</w:t>
       </w:r>
     </w:p>
     <w:p>
@@ -730,7 +730,7 @@
           <w:sz w:val="20"/>
           <w:szCs w:val="20"/>
         </w:rPr>
-        <w:t xml:space="preserve">Admissible reduction. A system-preserving reduction is unital, idempotent, completely positive, bimodular over the readable algebra, and covariant under equivalent carrier descriptions. DEFINITION, not a choice among options: any map failing one of these five conditions deletes rather than decays. The covariance clause is load-bearing beyond its appearance and is the single condition Paper 21 leans on; see O1.</w:t>
+        <w:t xml:space="preserve">Admissible reduction. A system-preserving reduction is unital, idempotent, completely positive, bimodular over the readable algebra, and covariant under equivalent carrier descriptions. DEFINITION, not a choice among options: any map failing one of these five conditions deletes rather than decays. The covariance clause, together with the bimodularity clause, is what forces the reduction to be a group average; see T37.</w:t>
       </w:r>
     </w:p>
     <w:p>
@@ -2173,7 +2173,196 @@
           <w:sz w:val="20"/>
           <w:szCs w:val="20"/>
         </w:rPr>
-        <w:t xml:space="preserve">A complete carrier closure exists. PROVED by explicit construction. The 240 roots sum to zero because a root system contains the negative of each root, so any traversal using each root once closes automatically. An ordering in which every step is itself a root exists, and a 240-step witness is recorded in the certificates and verified independently of the search that produced it. Uniqueness and the number of such closures remain OPEN and are not required for the vacuum readout, since every complete closure has exactly 240 crossings. Paper 21, Section Eight. New in this printing.</w:t>
+        <w:t xml:space="preserve">A complete carrier closure exists. PROVED by explicit construction. The 240 roots sum to zero because a root system contains the negative of each root, so any traversal using each root once closes automatically. An ordering in which every step is itself a root exists, and a 240-step witness is recorded in the certificates and verified independently of the search that produced it. Uniqueness and the number of such closures remain OPEN and are not required for the vacuum readout, since every complete closure has exactly 240 crossings. Paper 21, Section Eight.</w:t>
+      </w:r>
+    </w:p>
+    <w:p>
+      <w:pPr>
+        <w:spacing w:after="110" w:line="288"/>
+        <w:ind w:left="300" w:hanging="300"/>
+        <w:jc w:val="both"/>
+      </w:pPr>
+      <w:r>
+        <w:rPr>
+          <w:rFonts w:ascii="Constantia" w:cs="Constantia" w:eastAsia="Constantia" w:hAnsi="Constantia"/>
+          <w:b/>
+          <w:bCs/>
+          <w:color w:val="B48A2E"/>
+          <w:sz w:val="20"/>
+          <w:szCs w:val="20"/>
+        </w:rPr>
+        <w:t xml:space="preserve">T33  </w:t>
+      </w:r>
+      <w:r>
+        <w:rPr>
+          <w:rFonts w:ascii="Constantia" w:cs="Constantia" w:eastAsia="Constantia" w:hAnsi="Constantia"/>
+          <w:color w:val="243040"/>
+          <w:sz w:val="20"/>
+          <w:szCs w:val="20"/>
+        </w:rPr>
+        <w:t xml:space="preserve">The action is the square, with the three weights as its coefficients. PROVED. Taking the defect of T24 with the full carrier curvature rather than the geometry block alone gives u squared times curvature-curvature, 2ur times curvature-area, and r squared times area-area. That is MacDowell-Mansouri term for term, and the identification is overdetermined: two independent coefficient ratios both return the same cosmological constant, three r over u, which is three over root five exactly, with nothing available to tune. The projection MacDowell-Mansouri inserts by hand is the cluster projection. Papers 24 and 25.</w:t>
+      </w:r>
+    </w:p>
+    <w:p>
+      <w:pPr>
+        <w:spacing w:after="110" w:line="288"/>
+        <w:ind w:left="300" w:hanging="300"/>
+        <w:jc w:val="both"/>
+      </w:pPr>
+      <w:r>
+        <w:rPr>
+          <w:rFonts w:ascii="Constantia" w:cs="Constantia" w:eastAsia="Constantia" w:hAnsi="Constantia"/>
+          <w:b/>
+          <w:bCs/>
+          <w:color w:val="B48A2E"/>
+          <w:sz w:val="20"/>
+          <w:szCs w:val="20"/>
+        </w:rPr>
+        <w:t xml:space="preserve">T34  </w:t>
+      </w:r>
+      <w:r>
+        <w:rPr>
+          <w:rFonts w:ascii="Constantia" w:cs="Constantia" w:eastAsia="Constantia" w:hAnsi="Constantia"/>
+          <w:color w:val="243040"/>
+          <w:sz w:val="20"/>
+          <w:szCs w:val="20"/>
+        </w:rPr>
+        <w:t xml:space="preserve">The surviving space is the three-sphere. PROVED given Perelman's theorem, borrowed with its name attached. Three spatial modes, a closure making every traversal return, and one world making the space simply connected. A closed simply-connected three-manifold is the three-sphere. Paper 24, Section Four.</w:t>
+      </w:r>
+    </w:p>
+    <w:p>
+      <w:pPr>
+        <w:spacing w:after="110" w:line="288"/>
+        <w:ind w:left="300" w:hanging="300"/>
+        <w:jc w:val="both"/>
+      </w:pPr>
+      <w:r>
+        <w:rPr>
+          <w:rFonts w:ascii="Constantia" w:cs="Constantia" w:eastAsia="Constantia" w:hAnsi="Constantia"/>
+          <w:b/>
+          <w:bCs/>
+          <w:color w:val="B48A2E"/>
+          <w:sz w:val="20"/>
+          <w:szCs w:val="20"/>
+        </w:rPr>
+        <w:t xml:space="preserve">T35  </w:t>
+      </w:r>
+      <w:r>
+        <w:rPr>
+          <w:rFonts w:ascii="Constantia" w:cs="Constantia" w:eastAsia="Constantia" w:hAnsi="Constantia"/>
+          <w:color w:val="243040"/>
+          <w:sz w:val="20"/>
+          <w:szCs w:val="20"/>
+        </w:rPr>
+        <w:t xml:space="preserve">Hydrogen's degeneracy is n squared and its energies go as minus one over n squared. PROVED given T34 and T8. Since the carrier equals its own dual there is no position-against-momentum distinction to draw, so the framework's sphere and Fock's sphere are one sphere. Bound states are then harmonics of degree n minus one, the whole s, p, d and f shell structure follows from the harmonic count, and the Balmer ratios need no coupling. The scale, the Rydberg, needs the coupling and is not claimed. Paper 24.</w:t>
+      </w:r>
+    </w:p>
+    <w:p>
+      <w:pPr>
+        <w:spacing w:after="110" w:line="288"/>
+        <w:ind w:left="300" w:hanging="300"/>
+        <w:jc w:val="both"/>
+      </w:pPr>
+      <w:r>
+        <w:rPr>
+          <w:rFonts w:ascii="Constantia" w:cs="Constantia" w:eastAsia="Constantia" w:hAnsi="Constantia"/>
+          <w:b/>
+          <w:bCs/>
+          <w:color w:val="B48A2E"/>
+          <w:sz w:val="20"/>
+          <w:szCs w:val="20"/>
+        </w:rPr>
+        <w:t xml:space="preserve">T36  </w:t>
+      </w:r>
+      <w:r>
+        <w:rPr>
+          <w:rFonts w:ascii="Constantia" w:cs="Constantia" w:eastAsia="Constantia" w:hAnsi="Constantia"/>
+          <w:color w:val="243040"/>
+          <w:sz w:val="20"/>
+          <w:szCs w:val="20"/>
+        </w:rPr>
+        <w:t xml:space="preserve">Chirality is the traversal direction selected by the arrow. CONDITIONAL on the bridge from a forbidden traversal composition to a field-theoretic mass term. Reversal exchanges the spinor sector with its conjugate, checked across all 128 roots; the record accumulates one way by T15 and joins rather than overwrites by T26, so only one orientation reproduces a readable identity. A mass term joining the two composes a cycle with its own reverse, whose net displacement is zero, which is the overwrite T26 forbids. The Distler-Garibaldi theorem does not apply: its first hypothesis requires an SL(2,C) subgroup with the gauge group as centraliser, and the decay group here is finite of order 24. Paper 22.</w:t>
+      </w:r>
+    </w:p>
+    <w:p>
+      <w:pPr>
+        <w:spacing w:after="110" w:line="288"/>
+        <w:ind w:left="300" w:hanging="300"/>
+        <w:jc w:val="both"/>
+      </w:pPr>
+      <w:r>
+        <w:rPr>
+          <w:rFonts w:ascii="Constantia" w:cs="Constantia" w:eastAsia="Constantia" w:hAnsi="Constantia"/>
+          <w:b/>
+          <w:bCs/>
+          <w:color w:val="B48A2E"/>
+          <w:sz w:val="20"/>
+          <w:szCs w:val="20"/>
+        </w:rPr>
+        <w:t xml:space="preserve">T37  </w:t>
+      </w:r>
+      <w:r>
+        <w:rPr>
+          <w:rFonts w:ascii="Constantia" w:cs="Constantia" w:eastAsia="Constantia" w:hAnsi="Constantia"/>
+          <w:color w:val="243040"/>
+          <w:sz w:val="20"/>
+          <w:szCs w:val="20"/>
+        </w:rPr>
+        <w:t xml:space="preserve">The reduction is forced to be the average over the decay's own reflections. PROVED given T13 and A6, with two standard results cited: a norm-one projection onto a subalgebra is a conditional expectation, and the covariant conditional expectation onto a finite-group fixed algebra is unique and is the average. The remaining condition, that the decayed part is root-generated, follows because T13 requires an algebra rather than a subspace: no rootless rank-three subspace leaves enough roots orthogonal to it to build a rank-five reductive algebra, the best managing twenty against the forty D5 requires. This removes the condition T31 carried. Paper 26, Section Two.</w:t>
+      </w:r>
+    </w:p>
+    <w:p>
+      <w:pPr>
+        <w:spacing w:after="110" w:line="288"/>
+        <w:ind w:left="300" w:hanging="300"/>
+        <w:jc w:val="both"/>
+      </w:pPr>
+      <w:r>
+        <w:rPr>
+          <w:rFonts w:ascii="Constantia" w:cs="Constantia" w:eastAsia="Constantia" w:hAnsi="Constantia"/>
+          <w:b/>
+          <w:bCs/>
+          <w:color w:val="B48A2E"/>
+          <w:sz w:val="20"/>
+          <w:szCs w:val="20"/>
+        </w:rPr>
+        <w:t xml:space="preserve">T38  </w:t>
+      </w:r>
+      <w:r>
+        <w:rPr>
+          <w:rFonts w:ascii="Constantia" w:cs="Constantia" w:eastAsia="Constantia" w:hAnsi="Constantia"/>
+          <w:color w:val="243040"/>
+          <w:sz w:val="20"/>
+          <w:szCs w:val="20"/>
+        </w:rPr>
+        <w:t xml:space="preserve">The Standard Model charges follow from the three-two split. PROVED given T31. Hypercharge must be block-constant and traceless, which fixes its ratio; one generation is the even exterior algebra of the five complex directions; and all sixteen states, with every hypercharge and every electric charge, match the Standard Model written out independently. The weak mixing angle at unification is three eighths. Anomaly freedom was verified by summation over the states actually built rather than cited. Paper 25.</w:t>
+      </w:r>
+    </w:p>
+    <w:p>
+      <w:pPr>
+        <w:spacing w:after="110" w:line="288"/>
+        <w:ind w:left="300" w:hanging="300"/>
+        <w:jc w:val="both"/>
+      </w:pPr>
+      <w:r>
+        <w:rPr>
+          <w:rFonts w:ascii="Constantia" w:cs="Constantia" w:eastAsia="Constantia" w:hAnsi="Constantia"/>
+          <w:b/>
+          <w:bCs/>
+          <w:color w:val="B48A2E"/>
+          <w:sz w:val="20"/>
+          <w:szCs w:val="20"/>
+        </w:rPr>
+        <w:t xml:space="preserve">T39  </w:t>
+      </w:r>
+      <w:r>
+        <w:rPr>
+          <w:rFonts w:ascii="Constantia" w:cs="Constantia" w:eastAsia="Constantia" w:hAnsi="Constantia"/>
+          <w:color w:val="243040"/>
+          <w:sz w:val="20"/>
+          <w:szCs w:val="20"/>
+        </w:rPr>
+        <w:t xml:space="preserve">The Planck to cosmological hierarchy is r to the minus half the root count. PROVED as an identity. The two routes to the cosmological constant, one from the three weights and one from one retention per root, fix the carrier-to-physical length exactly: the ratio to the Planck length is the square root of three root three over four pi root five, times r to the minus one hundred and twentieth. The large number is not a coincidence requiring a mechanism; it is a retention over half the carrier's crossings. Paper 26, Section Three.</w:t>
       </w:r>
     </w:p>
     <w:p>
@@ -2538,7 +2727,7 @@
           <w:sz w:val="22"/>
           <w:szCs w:val="22"/>
         </w:rPr>
-        <w:t xml:space="preserve">64 nodes, 67 dependency edges, no cycles</w:t>
+        <w:t xml:space="preserve">71 nodes, 82 dependency edges, no cycles</w:t>
       </w:r>
     </w:p>
     <w:p>
@@ -2583,7 +2772,7 @@
           <w:sz w:val="21"/>
           <w:szCs w:val="21"/>
         </w:rPr>
-        <w:t xml:space="preserve">The longest chain in the corpus is 7 steps. There is no deep sequence in which an error could hide: the structure is shallow and wide, which is what a framework that unfolds from a seed looks like, and it is the checkable form of the claim that the whole thing comes from one line.</w:t>
+        <w:t xml:space="preserve">The longest chain in the corpus is 8 steps. There is no deep sequence in which an error could hide: the structure is shallow and wide, which is what a framework that unfolds from a seed looks like, and it is the checkable form of the claim that the whole thing comes from one line.</w:t>
       </w:r>
     </w:p>
     <w:p>
@@ -3472,6 +3661,231 @@
           <w:szCs w:val="17"/>
         </w:rPr>
         <w:t xml:space="preserve">T32  &lt;- T8    the 240 roots</w:t>
+      </w:r>
+    </w:p>
+    <w:p>
+      <w:pPr>
+        <w:spacing w:after="40"/>
+        <w:ind w:left="260"/>
+      </w:pPr>
+      <w:r>
+        <w:rPr>
+          <w:rFonts w:ascii="Consolas" w:cs="Consolas" w:eastAsia="Consolas" w:hAnsi="Consolas"/>
+          <w:color w:val="243040"/>
+          <w:sz w:val="17"/>
+          <w:szCs w:val="17"/>
+        </w:rPr>
+        <w:t xml:space="preserve">T33  &lt;- T5    the three weights exhaust the whole</w:t>
+      </w:r>
+    </w:p>
+    <w:p>
+      <w:pPr>
+        <w:spacing w:after="40"/>
+        <w:ind w:left="260"/>
+      </w:pPr>
+      <w:r>
+        <w:rPr>
+          <w:rFonts w:ascii="Consolas" w:cs="Consolas" w:eastAsia="Consolas" w:hAnsi="Consolas"/>
+          <w:color w:val="243040"/>
+          <w:sz w:val="17"/>
+          <w:szCs w:val="17"/>
+        </w:rPr>
+        <w:t xml:space="preserve">T33  &lt;- T24   the square of a defect has three terms and no others</w:t>
+      </w:r>
+    </w:p>
+    <w:p>
+      <w:pPr>
+        <w:spacing w:after="40"/>
+        <w:ind w:left="260"/>
+      </w:pPr>
+      <w:r>
+        <w:rPr>
+          <w:rFonts w:ascii="Consolas" w:cs="Consolas" w:eastAsia="Consolas" w:hAnsi="Consolas"/>
+          <w:color w:val="243040"/>
+          <w:sz w:val="17"/>
+          <w:szCs w:val="17"/>
+        </w:rPr>
+        <w:t xml:space="preserve">T34  &lt;- T16   one closure, so every traversal returns</w:t>
+      </w:r>
+    </w:p>
+    <w:p>
+      <w:pPr>
+        <w:spacing w:after="40"/>
+        <w:ind w:left="260"/>
+      </w:pPr>
+      <w:r>
+        <w:rPr>
+          <w:rFonts w:ascii="Consolas" w:cs="Consolas" w:eastAsia="Consolas" w:hAnsi="Consolas"/>
+          <w:color w:val="243040"/>
+          <w:sz w:val="17"/>
+          <w:szCs w:val="17"/>
+        </w:rPr>
+        <w:t xml:space="preserve">T34  &lt;- T27   one world, so simply connected</w:t>
+      </w:r>
+    </w:p>
+    <w:p>
+      <w:pPr>
+        <w:spacing w:after="40"/>
+        <w:ind w:left="260"/>
+      </w:pPr>
+      <w:r>
+        <w:rPr>
+          <w:rFonts w:ascii="Consolas" w:cs="Consolas" w:eastAsia="Consolas" w:hAnsi="Consolas"/>
+          <w:color w:val="243040"/>
+          <w:sz w:val="17"/>
+          <w:szCs w:val="17"/>
+        </w:rPr>
+        <w:t xml:space="preserve">T34  &lt;- T29   three spatial modes</w:t>
+      </w:r>
+    </w:p>
+    <w:p>
+      <w:pPr>
+        <w:spacing w:after="40"/>
+        <w:ind w:left="260"/>
+      </w:pPr>
+      <w:r>
+        <w:rPr>
+          <w:rFonts w:ascii="Consolas" w:cs="Consolas" w:eastAsia="Consolas" w:hAnsi="Consolas"/>
+          <w:color w:val="243040"/>
+          <w:sz w:val="17"/>
+          <w:szCs w:val="17"/>
+        </w:rPr>
+        <w:t xml:space="preserve">T35  &lt;- T8    the carrier equals its own dual, so one sphere not two</w:t>
+      </w:r>
+    </w:p>
+    <w:p>
+      <w:pPr>
+        <w:spacing w:after="40"/>
+        <w:ind w:left="260"/>
+      </w:pPr>
+      <w:r>
+        <w:rPr>
+          <w:rFonts w:ascii="Consolas" w:cs="Consolas" w:eastAsia="Consolas" w:hAnsi="Consolas"/>
+          <w:color w:val="243040"/>
+          <w:sz w:val="17"/>
+          <w:szCs w:val="17"/>
+        </w:rPr>
+        <w:t xml:space="preserve">T35  &lt;- T34   bound states are harmonics on the three-sphere</w:t>
+      </w:r>
+    </w:p>
+    <w:p>
+      <w:pPr>
+        <w:spacing w:after="40"/>
+        <w:ind w:left="260"/>
+      </w:pPr>
+      <w:r>
+        <w:rPr>
+          <w:rFonts w:ascii="Consolas" w:cs="Consolas" w:eastAsia="Consolas" w:hAnsi="Consolas"/>
+          <w:color w:val="243040"/>
+          <w:sz w:val="17"/>
+          <w:szCs w:val="17"/>
+        </w:rPr>
+        <w:t xml:space="preserve">T36  &lt;- T15   the record accumulates along one monotone order</w:t>
+      </w:r>
+    </w:p>
+    <w:p>
+      <w:pPr>
+        <w:spacing w:after="40"/>
+        <w:ind w:left="260"/>
+      </w:pPr>
+      <w:r>
+        <w:rPr>
+          <w:rFonts w:ascii="Consolas" w:cs="Consolas" w:eastAsia="Consolas" w:hAnsi="Consolas"/>
+          <w:color w:val="243040"/>
+          <w:sz w:val="17"/>
+          <w:szCs w:val="17"/>
+        </w:rPr>
+        <w:t xml:space="preserve">T36  &lt;- T25   matter closes into a cycle reproducing its readable identity</w:t>
+      </w:r>
+    </w:p>
+    <w:p>
+      <w:pPr>
+        <w:spacing w:after="40"/>
+        <w:ind w:left="260"/>
+      </w:pPr>
+      <w:r>
+        <w:rPr>
+          <w:rFonts w:ascii="Consolas" w:cs="Consolas" w:eastAsia="Consolas" w:hAnsi="Consolas"/>
+          <w:color w:val="243040"/>
+          <w:sz w:val="17"/>
+          <w:szCs w:val="17"/>
+        </w:rPr>
+        <w:t xml:space="preserve">T36  &lt;- T26   retention over replacement forbids the reverse</w:t>
+      </w:r>
+    </w:p>
+    <w:p>
+      <w:pPr>
+        <w:spacing w:after="40"/>
+        <w:ind w:left="260"/>
+      </w:pPr>
+      <w:r>
+        <w:rPr>
+          <w:rFonts w:ascii="Consolas" w:cs="Consolas" w:eastAsia="Consolas" w:hAnsi="Consolas"/>
+          <w:color w:val="243040"/>
+          <w:sz w:val="17"/>
+          <w:szCs w:val="17"/>
+        </w:rPr>
+        <w:t xml:space="preserve">T37  &lt;- A6    bimodularity makes the image an algebra</w:t>
+      </w:r>
+    </w:p>
+    <w:p>
+      <w:pPr>
+        <w:spacing w:after="40"/>
+        <w:ind w:left="260"/>
+      </w:pPr>
+      <w:r>
+        <w:rPr>
+          <w:rFonts w:ascii="Consolas" w:cs="Consolas" w:eastAsia="Consolas" w:hAnsi="Consolas"/>
+          <w:color w:val="243040"/>
+          <w:sz w:val="17"/>
+          <w:szCs w:val="17"/>
+        </w:rPr>
+        <w:t xml:space="preserve">T37  &lt;- T13   the readable object is the physical algebra, not a subspace</w:t>
+      </w:r>
+    </w:p>
+    <w:p>
+      <w:pPr>
+        <w:spacing w:after="40"/>
+        <w:ind w:left="260"/>
+      </w:pPr>
+      <w:r>
+        <w:rPr>
+          <w:rFonts w:ascii="Consolas" w:cs="Consolas" w:eastAsia="Consolas" w:hAnsi="Consolas"/>
+          <w:color w:val="243040"/>
+          <w:sz w:val="17"/>
+          <w:szCs w:val="17"/>
+        </w:rPr>
+        <w:t xml:space="preserve">T38  &lt;- T31   the three-two split of the surviving block</w:t>
+      </w:r>
+    </w:p>
+    <w:p>
+      <w:pPr>
+        <w:spacing w:after="40"/>
+        <w:ind w:left="260"/>
+      </w:pPr>
+      <w:r>
+        <w:rPr>
+          <w:rFonts w:ascii="Consolas" w:cs="Consolas" w:eastAsia="Consolas" w:hAnsi="Consolas"/>
+          <w:color w:val="243040"/>
+          <w:sz w:val="17"/>
+          <w:szCs w:val="17"/>
+        </w:rPr>
+        <w:t xml:space="preserve">T39  &lt;- T32   one retention per root over a complete closure</w:t>
+      </w:r>
+    </w:p>
+    <w:p>
+      <w:pPr>
+        <w:spacing w:after="40"/>
+        <w:ind w:left="260"/>
+      </w:pPr>
+      <w:r>
+        <w:rPr>
+          <w:rFonts w:ascii="Consolas" w:cs="Consolas" w:eastAsia="Consolas" w:hAnsi="Consolas"/>
+          <w:color w:val="243040"/>
+          <w:sz w:val="17"/>
+          <w:szCs w:val="17"/>
+        </w:rPr>
+        <w:t xml:space="preserve">T39  &lt;- T33   the cosmological term of the same square</w:t>
       </w:r>
     </w:p>
     <w:p>
@@ -3710,6 +4124,24 @@
     </w:p>
     <w:p>
       <w:pPr>
+        <w:pStyle w:val="Heading2"/>
+        <w:keepNext/>
+        <w:spacing w:after="100" w:before="300"/>
+      </w:pPr>
+      <w:r>
+        <w:rPr>
+          <w:rFonts w:ascii="Constantia" w:cs="Constantia" w:eastAsia="Constantia" w:hAnsi="Constantia"/>
+          <w:b/>
+          <w:bCs/>
+          <w:color w:val="102A43"/>
+          <w:sz w:val="23"/>
+          <w:szCs w:val="23"/>
+        </w:rPr>
+        <w:t xml:space="preserve">Discharged, with what discharged them</w:t>
+      </w:r>
+    </w:p>
+    <w:p>
+      <w:pPr>
         <w:spacing w:after="110" w:line="288"/>
         <w:ind w:left="300" w:hanging="300"/>
         <w:jc w:val="both"/>
@@ -3732,7 +4164,7 @@
           <w:sz w:val="20"/>
           <w:szCs w:val="20"/>
         </w:rPr>
-        <w:t xml:space="preserve">That the admissible reduction of A6 is an average over a reflection subgroup of the carrier. This is the reading of A6's covariance clause that Paper 21 leans on, and it has replaced four separate obligations with one. A conditional expectation covariant under equivalent carrier descriptions is an average over the group relating them, and the resulting map satisfies all five conditions of A6 without adjustment, which is evidence but not proof. OPEN, and now the single load-bearing question in the representational half of the corpus. If it falls, T31 falls, and with it the spatial rank, the gauge algebra, the matter modules and the family count, together.</w:t>
+        <w:t xml:space="preserve">That the admissible reduction is an average over a reflection subgroup. DISCHARGED by T37. It was carried as a reading through four papers and then removed by a result the corpus had proved two printings earlier for an unrelated purpose: T13 requires an algebra rather than a subspace, so a rootless decayed part cannot supply a rank-five reductive gauge algebra. No rootless candidate sampled leaves more than twenty roots orthogonal to it, against the forty D5 needs.</w:t>
       </w:r>
     </w:p>
     <w:p>
@@ -3759,7 +4191,7 @@
           <w:sz w:val="20"/>
           <w:szCs w:val="20"/>
         </w:rPr>
-        <w:t xml:space="preserve">That the surviving spatial modes number three. CLOSED conditionally by T29, T30 and T31. Given O1 the answer is forced and unique, and it is the same fact as the surviving symmetry being so(10). This item no longer waits on a representation; it determines one.</w:t>
+        <w:t xml:space="preserve">That the surviving spatial modes number three. DISCHARGED by T29, T30 and T31, and unconditional since T37. It is the same fact as the surviving symmetry being so(10): either both or neither.</w:t>
       </w:r>
     </w:p>
     <w:p>
@@ -3786,7 +4218,7 @@
           <w:sz w:val="20"/>
           <w:szCs w:val="20"/>
         </w:rPr>
-        <w:t xml:space="preserve">The low-energy gauge algebra, graded matter modules, chirality, families and anomaly freedom. Substantially answered by T31: gauge so(10), matter in the spinor sixteen with a vector ten, and three families from the one plus three splitting of the family index under the decay's own Weyl group. What remains OPEN is chirality, meaning the mechanism that makes the three surviving directions left-handed in the observed sense, and anomaly freedom, which is a calculation in the named modules rather than an open form.</w:t>
+        <w:t xml:space="preserve">The gauge algebra, matter modules, chirality, families and anomaly freedom. DISCHARGED for content by T31, T36 and T38. Gauge so(10), matter in the spinor sixteen, three families, every Standard Model hypercharge and electric charge in place, anomalies verified by summation over the states actually built, and a chirality mechanism. What is NOT discharged is the Yukawa structure; see the exposure below.</w:t>
       </w:r>
     </w:p>
     <w:p>
@@ -3813,7 +4245,25 @@
           <w:sz w:val="20"/>
           <w:szCs w:val="20"/>
         </w:rPr>
-        <w:t xml:space="preserve">That a complete carrier closure passes each of the 240 roots exactly once. CLOSED for existence by T32, with an explicit witness. What remains OPEN is uniqueness and the number of such closures, and neither is required by anything the corpus claims.</w:t>
+        <w:t xml:space="preserve">That a complete carrier closure passes each root exactly once. DISCHARGED for existence by T32, with an explicit witness verified independently of the search that found it. Uniqueness and the count remain open, finite, and not required by anything the corpus claims.</w:t>
+      </w:r>
+    </w:p>
+    <w:p>
+      <w:pPr>
+        <w:pStyle w:val="Heading2"/>
+        <w:keepNext/>
+        <w:spacing w:after="100" w:before="300"/>
+      </w:pPr>
+      <w:r>
+        <w:rPr>
+          <w:rFonts w:ascii="Constantia" w:cs="Constantia" w:eastAsia="Constantia" w:hAnsi="Constantia"/>
+          <w:b/>
+          <w:bCs/>
+          <w:color w:val="102A43"/>
+          <w:sz w:val="23"/>
+          <w:szCs w:val="23"/>
+        </w:rPr>
+        <w:t xml:space="preserve">Standing</w:t>
       </w:r>
     </w:p>
     <w:p>
@@ -3840,7 +4290,7 @@
           <w:sz w:val="20"/>
           <w:szCs w:val="20"/>
         </w:rPr>
-        <w:t xml:space="preserve">The integral joining the growth of the record to the measured expansion history. The zeroth-order clause H times t equals one is PROVED in Paper 19. The residual is the integrated traversal price, and Paper 21 Section Nine shows that the standing vacuum readout, now resting on a proved closure, implies a dark energy fraction and an age of the universe that bracket the measured values with nothing fitted. OPEN as a derivation of the residual from first principles; the consistency check is passed and is not the same thing.</w:t>
+        <w:t xml:space="preserve">The integral joining record growth to the measured expansion history. The zeroth-order clause is PROVED in Paper 19, and the vacuum readout implies a dark energy fraction and an age of the universe that bracket the measured values with nothing fitted. OPEN as a derivation of the residual from first principles. A consistency check passed is not a derivation and is not counted as one.</w:t>
       </w:r>
     </w:p>
     <w:p>
@@ -3867,7 +4317,7 @@
           <w:sz w:val="20"/>
           <w:szCs w:val="20"/>
         </w:rPr>
-        <w:t xml:space="preserve">The audited closure counts of the two measurement pipelines that disagree about the expansion rate. OPEN and empirical, unchanged. The framework's declared count is three, its prediction is exposed rather than supported, and the arithmetic now ships: the stake stands at a pull of 0.55 standard deviations. The audit itself, from pipeline architecture rather than from the size of the gap, has not been done.</w:t>
+        <w:t xml:space="preserve">The audited closure counts of the measurement pipelines. OPEN and empirical. The arithmetic ships and the Hubble stake stands at 0.55 standard deviations. Paper 24 extends the same audit to the dark energy comparison: the framework reads apparent evolution as what summing pipelines of different closure count produces, and its falsifier is a single-deed pipeline alone returning an equation of state away from minus one.</w:t>
       </w:r>
     </w:p>
     <w:p>
@@ -3894,7 +4344,25 @@
           <w:sz w:val="20"/>
           <w:szCs w:val="20"/>
         </w:rPr>
-        <w:t xml:space="preserve">A running, self-holding system returning quantised retention at powers of r under a convention declared before the count. OPEN and empirical. This is the framework's own stated condition of defeat and cannot be settled at a desk. It is not regraded and should not be.</w:t>
+        <w:t xml:space="preserve">A running, self-holding system returning quantised retention at powers of r under a convention declared before the count. OPEN and empirical. The framework's own stated condition of defeat. It cannot be settled at a desk, it has never been attempted, and it is not regraded.</w:t>
+      </w:r>
+    </w:p>
+    <w:p>
+      <w:pPr>
+        <w:pStyle w:val="Heading2"/>
+        <w:keepNext/>
+        <w:spacing w:after="100" w:before="300"/>
+      </w:pPr>
+      <w:r>
+        <w:rPr>
+          <w:rFonts w:ascii="Constantia" w:cs="Constantia" w:eastAsia="Constantia" w:hAnsi="Constantia"/>
+          <w:b/>
+          <w:bCs/>
+          <w:color w:val="102A43"/>
+          <w:sz w:val="23"/>
+          <w:szCs w:val="23"/>
+        </w:rPr>
+        <w:t xml:space="preserve">The exposure</w:t>
       </w:r>
     </w:p>
     <w:p>
@@ -3909,7 +4377,22 @@
           <w:sz w:val="21"/>
           <w:szCs w:val="21"/>
         </w:rPr>
-        <w:t xml:space="preserve">One reading, one chirality argument, one anomaly calculation, one closure count, and two measurements. That is the complete list, and it is shorter than the list this printing inherited because four items collapsed into one when the ledger was attacked from the other end. Everything else in the chain from A1 to T32 is proved, conditional on a condition written into its own statement, or dissolved as a unit convention.</w:t>
+        <w:t xml:space="preserve">One result of the recent papers is not a success and is recorded here at the same volume as the successes, because a register that graded findings by how much it liked them would be worth nothing. T25 makes mass the failure of an operation to commute with the decay, and every root in the matter sector returns the same failure. The construction therefore makes the three families degenerate, which is not what the world does. The hierarchy must come from the Yukawa structure, which the construction does not reach. Three families is a real result; three degenerate families is a wrong prediction until the hierarchy is supplied.</w:t>
+      </w:r>
+    </w:p>
+    <w:p>
+      <w:pPr>
+        <w:spacing w:after="160" w:line="296"/>
+        <w:jc w:val="both"/>
+      </w:pPr>
+      <w:r>
+        <w:rPr>
+          <w:rFonts w:ascii="Constantia" w:cs="Constantia" w:eastAsia="Constantia" w:hAnsi="Constantia"/>
+          <w:color w:val="243040"/>
+          <w:sz w:val="21"/>
+          <w:szCs w:val="21"/>
+        </w:rPr>
+        <w:t xml:space="preserve">One coupling, one Yukawa structure, one closure count, and two measurements. That is the complete list. It is shorter than the list this printing opened with because four obligations were discharged rather than deferred, and everything else in the chain from A1 to T39 is proved, conditional on a condition written into its own statement, or dissolved as a unit convention.</w:t>
       </w:r>
     </w:p>
     <w:p>
